--- a/documentword/测试报告.docx
+++ b/documentword/测试报告.docx
@@ -20,39 +20,10 @@
     </w:p>
     <w:p>
       <w:pPr>
-        <w:keepNext/>
-        <w:spacing w:after="60"/>
-        <w:jc w:val="center"/>
-      </w:pPr>
-      <w:r>
-        <w:rPr>
-          <w:rFonts w:ascii="微软雅黑" w:hAnsi="微软雅黑" w:eastAsia="微软雅黑"/>
-          <w:b/>
-          <w:color w:val="52687A"/>
-          <w:sz w:val="20"/>
-        </w:rPr>
-        <w:t>课程注册系统 · 软件工程课程设计</w:t>
-      </w:r>
-    </w:p>
-    <w:p>
-      <w:pPr>
-        <w:keepNext/>
-        <w:spacing w:after="280"/>
-        <w:jc w:val="center"/>
-      </w:pPr>
-      <w:r>
-        <w:rPr>
-          <w:rFonts w:ascii="宋体" w:hAnsi="宋体" w:eastAsia="宋体"/>
-          <w:color w:val="737F89"/>
-          <w:sz w:val="18"/>
-        </w:rPr>
-        <w:t>课程设计周期：2026年9月25日—10月13日；测试执行日期：2026年10月12日</w:t>
-      </w:r>
-    </w:p>
-    <w:p>
-      <w:pPr>
         <w:pStyle w:val="3"/>
       </w:pPr>
+      <w:bookmarkStart w:id="0" w:name="_GoBack"/>
+      <w:bookmarkEnd w:id="0"/>
       <w:r>
         <w:t>1. 执行信息</w:t>
       </w:r>
@@ -146,13 +117,14 @@
         <w:tblW w:w="0" w:type="auto"/>
         <w:jc w:val="center"/>
         <w:tblBorders>
-          <w:top w:val="single" w:color="D5DDE5" w:sz="4" w:space="0"/>
-          <w:left w:val="single" w:color="D5DDE5" w:sz="4" w:space="0"/>
-          <w:bottom w:val="single" w:color="D5DDE5" w:sz="4" w:space="0"/>
-          <w:right w:val="single" w:color="D5DDE5" w:sz="4" w:space="0"/>
-          <w:insideH w:val="single" w:color="D5DDE5" w:sz="4" w:space="0"/>
-          <w:insideV w:val="single" w:color="D5DDE5" w:sz="4" w:space="0"/>
+          <w:top w:val="single" w:color="auto" w:sz="4" w:space="0"/>
+          <w:left w:val="single" w:color="auto" w:sz="4" w:space="0"/>
+          <w:bottom w:val="single" w:color="auto" w:sz="4" w:space="0"/>
+          <w:right w:val="single" w:color="auto" w:sz="4" w:space="0"/>
+          <w:insideH w:val="single" w:color="auto" w:sz="4" w:space="0"/>
+          <w:insideV w:val="single" w:color="auto" w:sz="4" w:space="0"/>
         </w:tblBorders>
+        <w:shd w:val="clear" w:color="auto" w:fill="auto"/>
         <w:tblLayout w:type="autofit"/>
         <w:tblCellMar>
           <w:top w:w="0" w:type="dxa"/>
@@ -171,13 +143,14 @@
       <w:tr>
         <w:tblPrEx>
           <w:tblBorders>
-            <w:top w:val="single" w:color="D5DDE5" w:sz="4" w:space="0"/>
-            <w:left w:val="single" w:color="D5DDE5" w:sz="4" w:space="0"/>
-            <w:bottom w:val="single" w:color="D5DDE5" w:sz="4" w:space="0"/>
-            <w:right w:val="single" w:color="D5DDE5" w:sz="4" w:space="0"/>
-            <w:insideH w:val="single" w:color="D5DDE5" w:sz="4" w:space="0"/>
-            <w:insideV w:val="single" w:color="D5DDE5" w:sz="4" w:space="0"/>
+            <w:top w:val="single" w:color="auto" w:sz="4" w:space="0"/>
+            <w:left w:val="single" w:color="auto" w:sz="4" w:space="0"/>
+            <w:bottom w:val="single" w:color="auto" w:sz="4" w:space="0"/>
+            <w:right w:val="single" w:color="auto" w:sz="4" w:space="0"/>
+            <w:insideH w:val="single" w:color="auto" w:sz="4" w:space="0"/>
+            <w:insideV w:val="single" w:color="auto" w:sz="4" w:space="0"/>
           </w:tblBorders>
+          <w:shd w:val="clear" w:color="auto" w:fill="auto"/>
           <w:tblCellMar>
             <w:top w:w="0" w:type="dxa"/>
             <w:left w:w="108" w:type="dxa"/>
@@ -193,7 +166,7 @@
         <w:tc>
           <w:tcPr>
             <w:tcW w:w="1871" w:type="dxa"/>
-            <w:shd w:val="clear" w:color="auto" w:fill="1F4E78"/>
+            <w:shd w:val="clear" w:color="auto" w:fill="auto"/>
             <w:tcMar>
               <w:top w:w="90" w:type="dxa"/>
               <w:left w:w="100" w:type="dxa"/>
@@ -211,7 +184,7 @@
               <w:rPr>
                 <w:rFonts w:ascii="微软雅黑" w:hAnsi="微软雅黑" w:eastAsia="微软雅黑"/>
                 <w:b/>
-                <w:color w:val="FFFFFF"/>
+                <w:color w:val="auto"/>
                 <w:sz w:val="17"/>
               </w:rPr>
               <w:t>测试集</w:t>
@@ -221,7 +194,7 @@
         <w:tc>
           <w:tcPr>
             <w:tcW w:w="1871" w:type="dxa"/>
-            <w:shd w:val="clear" w:color="auto" w:fill="1F4E78"/>
+            <w:shd w:val="clear" w:color="auto" w:fill="auto"/>
             <w:tcMar>
               <w:top w:w="90" w:type="dxa"/>
               <w:left w:w="100" w:type="dxa"/>
@@ -239,7 +212,7 @@
               <w:rPr>
                 <w:rFonts w:ascii="微软雅黑" w:hAnsi="微软雅黑" w:eastAsia="微软雅黑"/>
                 <w:b/>
-                <w:color w:val="FFFFFF"/>
+                <w:color w:val="auto"/>
                 <w:sz w:val="17"/>
               </w:rPr>
               <w:t>执行数量</w:t>
@@ -249,7 +222,7 @@
         <w:tc>
           <w:tcPr>
             <w:tcW w:w="1871" w:type="dxa"/>
-            <w:shd w:val="clear" w:color="auto" w:fill="1F4E78"/>
+            <w:shd w:val="clear" w:color="auto" w:fill="auto"/>
             <w:tcMar>
               <w:top w:w="90" w:type="dxa"/>
               <w:left w:w="100" w:type="dxa"/>
@@ -267,7 +240,7 @@
               <w:rPr>
                 <w:rFonts w:ascii="微软雅黑" w:hAnsi="微软雅黑" w:eastAsia="微软雅黑"/>
                 <w:b/>
-                <w:color w:val="FFFFFF"/>
+                <w:color w:val="auto"/>
                 <w:sz w:val="17"/>
               </w:rPr>
               <w:t>通过</w:t>
@@ -277,7 +250,7 @@
         <w:tc>
           <w:tcPr>
             <w:tcW w:w="1871" w:type="dxa"/>
-            <w:shd w:val="clear" w:color="auto" w:fill="1F4E78"/>
+            <w:shd w:val="clear" w:color="auto" w:fill="auto"/>
             <w:tcMar>
               <w:top w:w="90" w:type="dxa"/>
               <w:left w:w="100" w:type="dxa"/>
@@ -295,7 +268,7 @@
               <w:rPr>
                 <w:rFonts w:ascii="微软雅黑" w:hAnsi="微软雅黑" w:eastAsia="微软雅黑"/>
                 <w:b/>
-                <w:color w:val="FFFFFF"/>
+                <w:color w:val="auto"/>
                 <w:sz w:val="17"/>
               </w:rPr>
               <w:t>错误/失败</w:t>
@@ -305,7 +278,7 @@
         <w:tc>
           <w:tcPr>
             <w:tcW w:w="1871" w:type="dxa"/>
-            <w:shd w:val="clear" w:color="auto" w:fill="1F4E78"/>
+            <w:shd w:val="clear" w:color="auto" w:fill="auto"/>
             <w:tcMar>
               <w:top w:w="90" w:type="dxa"/>
               <w:left w:w="100" w:type="dxa"/>
@@ -323,7 +296,7 @@
               <w:rPr>
                 <w:rFonts w:ascii="微软雅黑" w:hAnsi="微软雅黑" w:eastAsia="微软雅黑"/>
                 <w:b/>
-                <w:color w:val="FFFFFF"/>
+                <w:color w:val="auto"/>
                 <w:sz w:val="17"/>
               </w:rPr>
               <w:t>结论</w:t>
@@ -334,13 +307,14 @@
       <w:tr>
         <w:tblPrEx>
           <w:tblBorders>
-            <w:top w:val="single" w:color="D5DDE5" w:sz="4" w:space="0"/>
-            <w:left w:val="single" w:color="D5DDE5" w:sz="4" w:space="0"/>
-            <w:bottom w:val="single" w:color="D5DDE5" w:sz="4" w:space="0"/>
-            <w:right w:val="single" w:color="D5DDE5" w:sz="4" w:space="0"/>
-            <w:insideH w:val="single" w:color="D5DDE5" w:sz="4" w:space="0"/>
-            <w:insideV w:val="single" w:color="D5DDE5" w:sz="4" w:space="0"/>
+            <w:top w:val="single" w:color="auto" w:sz="4" w:space="0"/>
+            <w:left w:val="single" w:color="auto" w:sz="4" w:space="0"/>
+            <w:bottom w:val="single" w:color="auto" w:sz="4" w:space="0"/>
+            <w:right w:val="single" w:color="auto" w:sz="4" w:space="0"/>
+            <w:insideH w:val="single" w:color="auto" w:sz="4" w:space="0"/>
+            <w:insideV w:val="single" w:color="auto" w:sz="4" w:space="0"/>
           </w:tblBorders>
+          <w:shd w:val="clear" w:color="auto" w:fill="auto"/>
           <w:tblCellMar>
             <w:top w:w="0" w:type="dxa"/>
             <w:left w:w="108" w:type="dxa"/>
@@ -355,6 +329,7 @@
         <w:tc>
           <w:tcPr>
             <w:tcW w:w="1871" w:type="dxa"/>
+            <w:shd w:val="clear" w:color="auto" w:fill="auto"/>
             <w:tcMar>
               <w:top w:w="90" w:type="dxa"/>
               <w:left w:w="100" w:type="dxa"/>
@@ -382,6 +357,7 @@
         <w:tc>
           <w:tcPr>
             <w:tcW w:w="1871" w:type="dxa"/>
+            <w:shd w:val="clear" w:color="auto" w:fill="auto"/>
             <w:tcMar>
               <w:top w:w="90" w:type="dxa"/>
               <w:left w:w="100" w:type="dxa"/>
@@ -409,6 +385,7 @@
         <w:tc>
           <w:tcPr>
             <w:tcW w:w="1871" w:type="dxa"/>
+            <w:shd w:val="clear" w:color="auto" w:fill="auto"/>
             <w:tcMar>
               <w:top w:w="90" w:type="dxa"/>
               <w:left w:w="100" w:type="dxa"/>
@@ -436,6 +413,7 @@
         <w:tc>
           <w:tcPr>
             <w:tcW w:w="1871" w:type="dxa"/>
+            <w:shd w:val="clear" w:color="auto" w:fill="auto"/>
             <w:tcMar>
               <w:top w:w="90" w:type="dxa"/>
               <w:left w:w="100" w:type="dxa"/>
@@ -463,6 +441,7 @@
         <w:tc>
           <w:tcPr>
             <w:tcW w:w="1871" w:type="dxa"/>
+            <w:shd w:val="clear" w:color="auto" w:fill="auto"/>
             <w:tcMar>
               <w:top w:w="90" w:type="dxa"/>
               <w:left w:w="100" w:type="dxa"/>
@@ -491,13 +470,14 @@
       <w:tr>
         <w:tblPrEx>
           <w:tblBorders>
-            <w:top w:val="single" w:color="D5DDE5" w:sz="4" w:space="0"/>
-            <w:left w:val="single" w:color="D5DDE5" w:sz="4" w:space="0"/>
-            <w:bottom w:val="single" w:color="D5DDE5" w:sz="4" w:space="0"/>
-            <w:right w:val="single" w:color="D5DDE5" w:sz="4" w:space="0"/>
-            <w:insideH w:val="single" w:color="D5DDE5" w:sz="4" w:space="0"/>
-            <w:insideV w:val="single" w:color="D5DDE5" w:sz="4" w:space="0"/>
+            <w:top w:val="single" w:color="auto" w:sz="4" w:space="0"/>
+            <w:left w:val="single" w:color="auto" w:sz="4" w:space="0"/>
+            <w:bottom w:val="single" w:color="auto" w:sz="4" w:space="0"/>
+            <w:right w:val="single" w:color="auto" w:sz="4" w:space="0"/>
+            <w:insideH w:val="single" w:color="auto" w:sz="4" w:space="0"/>
+            <w:insideV w:val="single" w:color="auto" w:sz="4" w:space="0"/>
           </w:tblBorders>
+          <w:shd w:val="clear" w:color="auto" w:fill="auto"/>
           <w:tblCellMar>
             <w:top w:w="0" w:type="dxa"/>
             <w:left w:w="108" w:type="dxa"/>
@@ -512,7 +492,7 @@
         <w:tc>
           <w:tcPr>
             <w:tcW w:w="1871" w:type="dxa"/>
-            <w:shd w:val="clear" w:color="auto" w:fill="F2F6FA"/>
+            <w:shd w:val="clear" w:color="auto" w:fill="auto"/>
             <w:tcMar>
               <w:top w:w="90" w:type="dxa"/>
               <w:left w:w="100" w:type="dxa"/>
@@ -540,7 +520,7 @@
         <w:tc>
           <w:tcPr>
             <w:tcW w:w="1871" w:type="dxa"/>
-            <w:shd w:val="clear" w:color="auto" w:fill="F2F6FA"/>
+            <w:shd w:val="clear" w:color="auto" w:fill="auto"/>
             <w:tcMar>
               <w:top w:w="90" w:type="dxa"/>
               <w:left w:w="100" w:type="dxa"/>
@@ -568,7 +548,7 @@
         <w:tc>
           <w:tcPr>
             <w:tcW w:w="1871" w:type="dxa"/>
-            <w:shd w:val="clear" w:color="auto" w:fill="F2F6FA"/>
+            <w:shd w:val="clear" w:color="auto" w:fill="auto"/>
             <w:tcMar>
               <w:top w:w="90" w:type="dxa"/>
               <w:left w:w="100" w:type="dxa"/>
@@ -596,7 +576,7 @@
         <w:tc>
           <w:tcPr>
             <w:tcW w:w="1871" w:type="dxa"/>
-            <w:shd w:val="clear" w:color="auto" w:fill="F2F6FA"/>
+            <w:shd w:val="clear" w:color="auto" w:fill="auto"/>
             <w:tcMar>
               <w:top w:w="90" w:type="dxa"/>
               <w:left w:w="100" w:type="dxa"/>
@@ -624,7 +604,7 @@
         <w:tc>
           <w:tcPr>
             <w:tcW w:w="1871" w:type="dxa"/>
-            <w:shd w:val="clear" w:color="auto" w:fill="F2F6FA"/>
+            <w:shd w:val="clear" w:color="auto" w:fill="auto"/>
             <w:tcMar>
               <w:top w:w="90" w:type="dxa"/>
               <w:left w:w="100" w:type="dxa"/>
@@ -653,13 +633,14 @@
       <w:tr>
         <w:tblPrEx>
           <w:tblBorders>
-            <w:top w:val="single" w:color="D5DDE5" w:sz="4" w:space="0"/>
-            <w:left w:val="single" w:color="D5DDE5" w:sz="4" w:space="0"/>
-            <w:bottom w:val="single" w:color="D5DDE5" w:sz="4" w:space="0"/>
-            <w:right w:val="single" w:color="D5DDE5" w:sz="4" w:space="0"/>
-            <w:insideH w:val="single" w:color="D5DDE5" w:sz="4" w:space="0"/>
-            <w:insideV w:val="single" w:color="D5DDE5" w:sz="4" w:space="0"/>
+            <w:top w:val="single" w:color="auto" w:sz="4" w:space="0"/>
+            <w:left w:val="single" w:color="auto" w:sz="4" w:space="0"/>
+            <w:bottom w:val="single" w:color="auto" w:sz="4" w:space="0"/>
+            <w:right w:val="single" w:color="auto" w:sz="4" w:space="0"/>
+            <w:insideH w:val="single" w:color="auto" w:sz="4" w:space="0"/>
+            <w:insideV w:val="single" w:color="auto" w:sz="4" w:space="0"/>
           </w:tblBorders>
+          <w:shd w:val="clear" w:color="auto" w:fill="auto"/>
           <w:tblCellMar>
             <w:top w:w="0" w:type="dxa"/>
             <w:left w:w="108" w:type="dxa"/>
@@ -674,6 +655,7 @@
         <w:tc>
           <w:tcPr>
             <w:tcW w:w="1871" w:type="dxa"/>
+            <w:shd w:val="clear" w:color="auto" w:fill="auto"/>
             <w:tcMar>
               <w:top w:w="90" w:type="dxa"/>
               <w:left w:w="100" w:type="dxa"/>
@@ -701,6 +683,7 @@
         <w:tc>
           <w:tcPr>
             <w:tcW w:w="1871" w:type="dxa"/>
+            <w:shd w:val="clear" w:color="auto" w:fill="auto"/>
             <w:tcMar>
               <w:top w:w="90" w:type="dxa"/>
               <w:left w:w="100" w:type="dxa"/>
@@ -728,6 +711,7 @@
         <w:tc>
           <w:tcPr>
             <w:tcW w:w="1871" w:type="dxa"/>
+            <w:shd w:val="clear" w:color="auto" w:fill="auto"/>
             <w:tcMar>
               <w:top w:w="90" w:type="dxa"/>
               <w:left w:w="100" w:type="dxa"/>
@@ -755,6 +739,7 @@
         <w:tc>
           <w:tcPr>
             <w:tcW w:w="1871" w:type="dxa"/>
+            <w:shd w:val="clear" w:color="auto" w:fill="auto"/>
             <w:tcMar>
               <w:top w:w="90" w:type="dxa"/>
               <w:left w:w="100" w:type="dxa"/>
@@ -782,6 +767,7 @@
         <w:tc>
           <w:tcPr>
             <w:tcW w:w="1871" w:type="dxa"/>
+            <w:shd w:val="clear" w:color="auto" w:fill="auto"/>
             <w:tcMar>
               <w:top w:w="90" w:type="dxa"/>
               <w:left w:w="100" w:type="dxa"/>
@@ -1067,8 +1053,6 @@
       <w:pPr>
         <w:keepLines/>
       </w:pPr>
-      <w:bookmarkStart w:id="0" w:name="_GoBack"/>
-      <w:bookmarkEnd w:id="0"/>
     </w:p>
     <w:sectPr>
       <w:headerReference r:id="rId5" w:type="default"/>
@@ -1514,10 +1498,10 @@
     <w:lsdException w:unhideWhenUsed="0" w:uiPriority="65" w:semiHidden="0" w:name="Medium List 1"/>
     <w:lsdException w:unhideWhenUsed="0" w:uiPriority="66" w:semiHidden="0" w:name="Medium List 2"/>
     <w:lsdException w:unhideWhenUsed="0" w:uiPriority="67" w:semiHidden="0" w:name="Medium Grid 1"/>
-    <w:lsdException w:unhideWhenUsed="0" w:uiPriority="68" w:semiHidden="0" w:name="Medium Grid 2"/>
+    <w:lsdException w:qFormat="1" w:unhideWhenUsed="0" w:uiPriority="68" w:semiHidden="0" w:name="Medium Grid 2"/>
     <w:lsdException w:unhideWhenUsed="0" w:uiPriority="69" w:semiHidden="0" w:name="Medium Grid 3"/>
-    <w:lsdException w:unhideWhenUsed="0" w:uiPriority="70" w:semiHidden="0" w:name="Dark List"/>
-    <w:lsdException w:unhideWhenUsed="0" w:uiPriority="71" w:semiHidden="0" w:name="Colorful Shading"/>
+    <w:lsdException w:qFormat="1" w:unhideWhenUsed="0" w:uiPriority="70" w:semiHidden="0" w:name="Dark List"/>
+    <w:lsdException w:qFormat="1" w:unhideWhenUsed="0" w:uiPriority="71" w:semiHidden="0" w:name="Colorful Shading"/>
     <w:lsdException w:unhideWhenUsed="0" w:uiPriority="72" w:semiHidden="0" w:name="Colorful List"/>
     <w:lsdException w:unhideWhenUsed="0" w:uiPriority="73" w:semiHidden="0" w:name="Colorful Grid"/>
     <w:lsdException w:unhideWhenUsed="0" w:uiPriority="60" w:semiHidden="0" w:name="Light Shading Accent 1"/>
@@ -1533,7 +1517,7 @@
     <w:lsdException w:unhideWhenUsed="0" w:uiPriority="67" w:semiHidden="0" w:name="Medium Grid 1 Accent 1"/>
     <w:lsdException w:unhideWhenUsed="0" w:uiPriority="68" w:semiHidden="0" w:name="Medium Grid 2 Accent 1"/>
     <w:lsdException w:unhideWhenUsed="0" w:uiPriority="69" w:semiHidden="0" w:name="Medium Grid 3 Accent 1"/>
-    <w:lsdException w:unhideWhenUsed="0" w:uiPriority="70" w:semiHidden="0" w:name="Dark List Accent 1"/>
+    <w:lsdException w:qFormat="1" w:unhideWhenUsed="0" w:uiPriority="70" w:semiHidden="0" w:name="Dark List Accent 1"/>
     <w:lsdException w:unhideWhenUsed="0" w:uiPriority="71" w:semiHidden="0" w:name="Colorful Shading Accent 1"/>
     <w:lsdException w:unhideWhenUsed="0" w:uiPriority="72" w:semiHidden="0" w:name="Colorful List Accent 1"/>
     <w:lsdException w:unhideWhenUsed="0" w:uiPriority="73" w:semiHidden="0" w:name="Colorful Grid Accent 1"/>
@@ -1546,9 +1530,9 @@
     <w:lsdException w:unhideWhenUsed="0" w:uiPriority="66" w:semiHidden="0" w:name="Medium List 2 Accent 2"/>
     <w:lsdException w:unhideWhenUsed="0" w:uiPriority="67" w:semiHidden="0" w:name="Medium Grid 1 Accent 2"/>
     <w:lsdException w:unhideWhenUsed="0" w:uiPriority="68" w:semiHidden="0" w:name="Medium Grid 2 Accent 2"/>
-    <w:lsdException w:unhideWhenUsed="0" w:uiPriority="69" w:semiHidden="0" w:name="Medium Grid 3 Accent 2"/>
+    <w:lsdException w:qFormat="1" w:unhideWhenUsed="0" w:uiPriority="69" w:semiHidden="0" w:name="Medium Grid 3 Accent 2"/>
     <w:lsdException w:unhideWhenUsed="0" w:uiPriority="70" w:semiHidden="0" w:name="Dark List Accent 2"/>
-    <w:lsdException w:unhideWhenUsed="0" w:uiPriority="71" w:semiHidden="0" w:name="Colorful Shading Accent 2"/>
+    <w:lsdException w:qFormat="1" w:unhideWhenUsed="0" w:uiPriority="71" w:semiHidden="0" w:name="Colorful Shading Accent 2"/>
     <w:lsdException w:unhideWhenUsed="0" w:uiPriority="72" w:semiHidden="0" w:name="Colorful List Accent 2"/>
     <w:lsdException w:unhideWhenUsed="0" w:uiPriority="73" w:semiHidden="0" w:name="Colorful Grid Accent 2"/>
     <w:lsdException w:qFormat="1" w:unhideWhenUsed="0" w:uiPriority="60" w:semiHidden="0" w:name="Light Shading Accent 3"/>
@@ -1560,8 +1544,8 @@
     <w:lsdException w:unhideWhenUsed="0" w:uiPriority="66" w:semiHidden="0" w:name="Medium List 2 Accent 3"/>
     <w:lsdException w:unhideWhenUsed="0" w:uiPriority="67" w:semiHidden="0" w:name="Medium Grid 1 Accent 3"/>
     <w:lsdException w:unhideWhenUsed="0" w:uiPriority="68" w:semiHidden="0" w:name="Medium Grid 2 Accent 3"/>
-    <w:lsdException w:unhideWhenUsed="0" w:uiPriority="69" w:semiHidden="0" w:name="Medium Grid 3 Accent 3"/>
-    <w:lsdException w:unhideWhenUsed="0" w:uiPriority="70" w:semiHidden="0" w:name="Dark List Accent 3"/>
+    <w:lsdException w:qFormat="1" w:unhideWhenUsed="0" w:uiPriority="69" w:semiHidden="0" w:name="Medium Grid 3 Accent 3"/>
+    <w:lsdException w:qFormat="1" w:unhideWhenUsed="0" w:uiPriority="70" w:semiHidden="0" w:name="Dark List Accent 3"/>
     <w:lsdException w:unhideWhenUsed="0" w:uiPriority="71" w:semiHidden="0" w:name="Colorful Shading Accent 3"/>
     <w:lsdException w:unhideWhenUsed="0" w:uiPriority="72" w:semiHidden="0" w:name="Colorful List Accent 3"/>
     <w:lsdException w:unhideWhenUsed="0" w:uiPriority="73" w:semiHidden="0" w:name="Colorful Grid Accent 3"/>
@@ -1575,10 +1559,10 @@
     <w:lsdException w:unhideWhenUsed="0" w:uiPriority="67" w:semiHidden="0" w:name="Medium Grid 1 Accent 4"/>
     <w:lsdException w:unhideWhenUsed="0" w:uiPriority="68" w:semiHidden="0" w:name="Medium Grid 2 Accent 4"/>
     <w:lsdException w:unhideWhenUsed="0" w:uiPriority="69" w:semiHidden="0" w:name="Medium Grid 3 Accent 4"/>
-    <w:lsdException w:unhideWhenUsed="0" w:uiPriority="70" w:semiHidden="0" w:name="Dark List Accent 4"/>
+    <w:lsdException w:qFormat="1" w:unhideWhenUsed="0" w:uiPriority="70" w:semiHidden="0" w:name="Dark List Accent 4"/>
     <w:lsdException w:unhideWhenUsed="0" w:uiPriority="71" w:semiHidden="0" w:name="Colorful Shading Accent 4"/>
     <w:lsdException w:unhideWhenUsed="0" w:uiPriority="72" w:semiHidden="0" w:name="Colorful List Accent 4"/>
-    <w:lsdException w:unhideWhenUsed="0" w:uiPriority="73" w:semiHidden="0" w:name="Colorful Grid Accent 4"/>
+    <w:lsdException w:qFormat="1" w:unhideWhenUsed="0" w:uiPriority="73" w:semiHidden="0" w:name="Colorful Grid Accent 4"/>
     <w:lsdException w:unhideWhenUsed="0" w:uiPriority="60" w:semiHidden="0" w:name="Light Shading Accent 5"/>
     <w:lsdException w:unhideWhenUsed="0" w:uiPriority="61" w:semiHidden="0" w:name="Light List Accent 5"/>
     <w:lsdException w:unhideWhenUsed="0" w:uiPriority="62" w:semiHidden="0" w:name="Light Grid Accent 5"/>
@@ -1588,10 +1572,10 @@
     <w:lsdException w:unhideWhenUsed="0" w:uiPriority="66" w:semiHidden="0" w:name="Medium List 2 Accent 5"/>
     <w:lsdException w:unhideWhenUsed="0" w:uiPriority="67" w:semiHidden="0" w:name="Medium Grid 1 Accent 5"/>
     <w:lsdException w:unhideWhenUsed="0" w:uiPriority="68" w:semiHidden="0" w:name="Medium Grid 2 Accent 5"/>
-    <w:lsdException w:unhideWhenUsed="0" w:uiPriority="69" w:semiHidden="0" w:name="Medium Grid 3 Accent 5"/>
-    <w:lsdException w:unhideWhenUsed="0" w:uiPriority="70" w:semiHidden="0" w:name="Dark List Accent 5"/>
+    <w:lsdException w:qFormat="1" w:unhideWhenUsed="0" w:uiPriority="69" w:semiHidden="0" w:name="Medium Grid 3 Accent 5"/>
+    <w:lsdException w:qFormat="1" w:unhideWhenUsed="0" w:uiPriority="70" w:semiHidden="0" w:name="Dark List Accent 5"/>
     <w:lsdException w:unhideWhenUsed="0" w:uiPriority="71" w:semiHidden="0" w:name="Colorful Shading Accent 5"/>
-    <w:lsdException w:unhideWhenUsed="0" w:uiPriority="72" w:semiHidden="0" w:name="Colorful List Accent 5"/>
+    <w:lsdException w:qFormat="1" w:unhideWhenUsed="0" w:uiPriority="72" w:semiHidden="0" w:name="Colorful List Accent 5"/>
     <w:lsdException w:unhideWhenUsed="0" w:uiPriority="73" w:semiHidden="0" w:name="Colorful Grid Accent 5"/>
     <w:lsdException w:qFormat="1" w:unhideWhenUsed="0" w:uiPriority="60" w:semiHidden="0" w:name="Light Shading Accent 6"/>
     <w:lsdException w:unhideWhenUsed="0" w:uiPriority="61" w:semiHidden="0" w:name="Light List Accent 6"/>
@@ -1602,9 +1586,9 @@
     <w:lsdException w:unhideWhenUsed="0" w:uiPriority="66" w:semiHidden="0" w:name="Medium List 2 Accent 6"/>
     <w:lsdException w:unhideWhenUsed="0" w:uiPriority="67" w:semiHidden="0" w:name="Medium Grid 1 Accent 6"/>
     <w:lsdException w:unhideWhenUsed="0" w:uiPriority="68" w:semiHidden="0" w:name="Medium Grid 2 Accent 6"/>
-    <w:lsdException w:unhideWhenUsed="0" w:uiPriority="69" w:semiHidden="0" w:name="Medium Grid 3 Accent 6"/>
+    <w:lsdException w:qFormat="1" w:unhideWhenUsed="0" w:uiPriority="69" w:semiHidden="0" w:name="Medium Grid 3 Accent 6"/>
     <w:lsdException w:unhideWhenUsed="0" w:uiPriority="70" w:semiHidden="0" w:name="Dark List Accent 6"/>
-    <w:lsdException w:unhideWhenUsed="0" w:uiPriority="71" w:semiHidden="0" w:name="Colorful Shading Accent 6"/>
+    <w:lsdException w:qFormat="1" w:unhideWhenUsed="0" w:uiPriority="71" w:semiHidden="0" w:name="Colorful Shading Accent 6"/>
     <w:lsdException w:unhideWhenUsed="0" w:uiPriority="72" w:semiHidden="0" w:name="Colorful List Accent 6"/>
     <w:lsdException w:unhideWhenUsed="0" w:uiPriority="73" w:semiHidden="0" w:name="Colorful Grid Accent 6"/>
   </w:latentStyles>
@@ -8342,6 +8326,7 @@
   <w:style w:type="table" w:styleId="90">
     <w:name w:val="Medium Grid 2"/>
     <w:basedOn w:val="32"/>
+    <w:qFormat/>
     <w:uiPriority w:val="68"/>
     <w:pPr>
       <w:spacing w:after="0" w:line="240" w:lineRule="auto"/>
@@ -9678,6 +9663,7 @@
   <w:style w:type="table" w:styleId="99">
     <w:name w:val="Medium Grid 3 Accent 2"/>
     <w:basedOn w:val="32"/>
+    <w:qFormat/>
     <w:uiPriority w:val="69"/>
     <w:pPr>
       <w:spacing w:after="0" w:line="240" w:lineRule="auto"/>
@@ -9835,6 +9821,7 @@
   <w:style w:type="table" w:styleId="100">
     <w:name w:val="Medium Grid 3 Accent 3"/>
     <w:basedOn w:val="32"/>
+    <w:qFormat/>
     <w:uiPriority w:val="69"/>
     <w:pPr>
       <w:spacing w:after="0" w:line="240" w:lineRule="auto"/>
@@ -10149,6 +10136,7 @@
   <w:style w:type="table" w:styleId="102">
     <w:name w:val="Medium Grid 3 Accent 5"/>
     <w:basedOn w:val="32"/>
+    <w:qFormat/>
     <w:uiPriority w:val="69"/>
     <w:pPr>
       <w:spacing w:after="0" w:line="240" w:lineRule="auto"/>
@@ -10306,6 +10294,7 @@
   <w:style w:type="table" w:styleId="103">
     <w:name w:val="Medium Grid 3 Accent 6"/>
     <w:basedOn w:val="32"/>
+    <w:qFormat/>
     <w:uiPriority w:val="69"/>
     <w:pPr>
       <w:spacing w:after="0" w:line="240" w:lineRule="auto"/>
@@ -10463,6 +10452,7 @@
   <w:style w:type="table" w:styleId="104">
     <w:name w:val="Dark List"/>
     <w:basedOn w:val="32"/>
+    <w:qFormat/>
     <w:uiPriority w:val="70"/>
     <w:pPr>
       <w:spacing w:after="0" w:line="240" w:lineRule="auto"/>
@@ -10578,6 +10568,7 @@
   <w:style w:type="table" w:styleId="105">
     <w:name w:val="Dark List Accent 1"/>
     <w:basedOn w:val="32"/>
+    <w:qFormat/>
     <w:uiPriority w:val="70"/>
     <w:pPr>
       <w:spacing w:after="0" w:line="240" w:lineRule="auto"/>
@@ -10808,6 +10799,7 @@
   <w:style w:type="table" w:styleId="107">
     <w:name w:val="Dark List Accent 3"/>
     <w:basedOn w:val="32"/>
+    <w:qFormat/>
     <w:uiPriority w:val="70"/>
     <w:pPr>
       <w:spacing w:after="0" w:line="240" w:lineRule="auto"/>
@@ -10923,6 +10915,7 @@
   <w:style w:type="table" w:styleId="108">
     <w:name w:val="Dark List Accent 4"/>
     <w:basedOn w:val="32"/>
+    <w:qFormat/>
     <w:uiPriority w:val="70"/>
     <w:pPr>
       <w:spacing w:after="0" w:line="240" w:lineRule="auto"/>
@@ -11038,6 +11031,7 @@
   <w:style w:type="table" w:styleId="109">
     <w:name w:val="Dark List Accent 5"/>
     <w:basedOn w:val="32"/>
+    <w:qFormat/>
     <w:uiPriority w:val="70"/>
     <w:pPr>
       <w:spacing w:after="0" w:line="240" w:lineRule="auto"/>
@@ -11268,6 +11262,7 @@
   <w:style w:type="table" w:styleId="111">
     <w:name w:val="Colorful Shading"/>
     <w:basedOn w:val="32"/>
+    <w:qFormat/>
     <w:uiPriority w:val="71"/>
     <w:pPr>
       <w:spacing w:after="0" w:line="240" w:lineRule="auto"/>
@@ -11564,6 +11559,7 @@
   <w:style w:type="table" w:styleId="113">
     <w:name w:val="Colorful Shading Accent 2"/>
     <w:basedOn w:val="32"/>
+    <w:qFormat/>
     <w:uiPriority w:val="71"/>
     <w:pPr>
       <w:spacing w:after="0" w:line="240" w:lineRule="auto"/>
@@ -12136,6 +12132,7 @@
   <w:style w:type="table" w:styleId="117">
     <w:name w:val="Colorful Shading Accent 6"/>
     <w:basedOn w:val="32"/>
+    <w:qFormat/>
     <w:uiPriority w:val="71"/>
     <w:pPr>
       <w:spacing w:after="0" w:line="240" w:lineRule="auto"/>
@@ -12744,6 +12741,7 @@
   <w:style w:type="table" w:styleId="123">
     <w:name w:val="Colorful List Accent 5"/>
     <w:basedOn w:val="32"/>
+    <w:qFormat/>
     <w:uiPriority w:val="72"/>
     <w:pPr>
       <w:spacing w:after="0" w:line="240" w:lineRule="auto"/>
@@ -13312,6 +13310,7 @@
   <w:style w:type="table" w:styleId="129">
     <w:name w:val="Colorful Grid Accent 4"/>
     <w:basedOn w:val="32"/>
+    <w:qFormat/>
     <w:uiPriority w:val="73"/>
     <w:pPr>
       <w:spacing w:after="0" w:line="240" w:lineRule="auto"/>

--- a/documentword/测试报告.docx
+++ b/documentword/测试报告.docx
@@ -1053,6 +1053,9 @@
       <w:pPr>
         <w:keepLines/>
       </w:pPr>
+      <w:r>
+        <w:t xml:space="preserve"> </w:t>
+      </w:r>
     </w:p>
     <w:sectPr>
       <w:headerReference r:id="rId5" w:type="default"/>
